--- a/results/manuscript/csda_submission/csda_tables_separate.docx
+++ b/results/manuscript/csda_submission/csda_tables_separate.docx
@@ -408,118 +408,6 @@
           </w:tcPr>
           <w:p>
             <w:r>
-              <w:t>1C_cv_decision</w:t>
-            </w:r>
-          </w:p>
-        </w:tc>
-        <w:tc>
-          <w:tcPr>
-            <w:tcW w:type="dxa" w:w="785"/>
-          </w:tcPr>
-          <w:p>
-            <w:r>
-              <w:t>0.029</w:t>
-            </w:r>
-          </w:p>
-        </w:tc>
-        <w:tc>
-          <w:tcPr>
-            <w:tcW w:type="dxa" w:w="785"/>
-          </w:tcPr>
-          <w:p>
-            <w:r>
-              <w:t>0.891</w:t>
-            </w:r>
-          </w:p>
-        </w:tc>
-        <w:tc>
-          <w:tcPr>
-            <w:tcW w:type="dxa" w:w="785"/>
-          </w:tcPr>
-          <w:p>
-            <w:r>
-              <w:t>0.352</w:t>
-            </w:r>
-          </w:p>
-        </w:tc>
-        <w:tc>
-          <w:tcPr>
-            <w:tcW w:type="dxa" w:w="785"/>
-          </w:tcPr>
-          <w:p>
-            <w:r>
-              <w:t>0.111</w:t>
-            </w:r>
-          </w:p>
-        </w:tc>
-        <w:tc>
-          <w:tcPr>
-            <w:tcW w:type="dxa" w:w="785"/>
-          </w:tcPr>
-          <w:p>
-            <w:r>
-              <w:t>0.01865</w:t>
-            </w:r>
-          </w:p>
-        </w:tc>
-        <w:tc>
-          <w:tcPr>
-            <w:tcW w:type="dxa" w:w="785"/>
-          </w:tcPr>
-          <w:p>
-            <w:r>
-              <w:t>0.01888</w:t>
-            </w:r>
-          </w:p>
-        </w:tc>
-        <w:tc>
-          <w:tcPr>
-            <w:tcW w:type="dxa" w:w="785"/>
-          </w:tcPr>
-          <w:p>
-            <w:r>
-              <w:t>0.01352</w:t>
-            </w:r>
-          </w:p>
-        </w:tc>
-        <w:tc>
-          <w:tcPr>
-            <w:tcW w:type="dxa" w:w="785"/>
-          </w:tcPr>
-          <w:p>
-            <w:r>
-              <w:t>-0.013</w:t>
-            </w:r>
-          </w:p>
-        </w:tc>
-        <w:tc>
-          <w:tcPr>
-            <w:tcW w:type="dxa" w:w="785"/>
-          </w:tcPr>
-          <w:p>
-            <w:r>
-              <w:t>0.275</w:t>
-            </w:r>
-          </w:p>
-        </w:tc>
-        <w:tc>
-          <w:tcPr>
-            <w:tcW w:type="dxa" w:w="785"/>
-          </w:tcPr>
-          <w:p>
-            <w:r>
-              <w:t>0.142</w:t>
-            </w:r>
-          </w:p>
-        </w:tc>
-      </w:tr>
-      <w:tr>
-        <w:tc>
-          <w:tcPr>
-            <w:tcW w:type="dxa" w:w="785"/>
-          </w:tcPr>
-          <w:p>
-            <w:r>
               <w:t>2A_PCA_cum60</w:t>
             </w:r>
           </w:p>
@@ -2703,58 +2591,6 @@
           </w:tcPr>
           <w:p>
             <w:r>
-              <w:t>1C_cv_decision</w:t>
-            </w:r>
-          </w:p>
-        </w:tc>
-        <w:tc>
-          <w:tcPr>
-            <w:tcW w:type="dxa" w:w="1728"/>
-          </w:tcPr>
-          <w:p>
-            <w:r>
-              <w:t>0.51</w:t>
-            </w:r>
-          </w:p>
-        </w:tc>
-        <w:tc>
-          <w:tcPr>
-            <w:tcW w:type="dxa" w:w="1728"/>
-          </w:tcPr>
-          <w:p>
-            <w:r>
-              <w:t>0.06</w:t>
-            </w:r>
-          </w:p>
-        </w:tc>
-        <w:tc>
-          <w:tcPr>
-            <w:tcW w:type="dxa" w:w="1728"/>
-          </w:tcPr>
-          <w:p>
-            <w:r>
-              <w:t>0.54</w:t>
-            </w:r>
-          </w:p>
-        </w:tc>
-        <w:tc>
-          <w:tcPr>
-            <w:tcW w:type="dxa" w:w="1728"/>
-          </w:tcPr>
-          <w:p>
-            <w:r>
-              <w:t>0.08</w:t>
-            </w:r>
-          </w:p>
-        </w:tc>
-      </w:tr>
-      <w:tr>
-        <w:tc>
-          <w:tcPr>
-            <w:tcW w:type="dxa" w:w="1728"/>
-          </w:tcPr>
-          <w:p>
-            <w:r>
               <w:t>2A_PCA_cum60</w:t>
             </w:r>
           </w:p>
@@ -3357,58 +3193,6 @@
           <w:p>
             <w:r>
               <w:t>0.06</w:t>
-            </w:r>
-          </w:p>
-        </w:tc>
-      </w:tr>
-      <w:tr>
-        <w:tc>
-          <w:tcPr>
-            <w:tcW w:type="dxa" w:w="1728"/>
-          </w:tcPr>
-          <w:p>
-            <w:r>
-              <w:t>1C_cv_decision</w:t>
-            </w:r>
-          </w:p>
-        </w:tc>
-        <w:tc>
-          <w:tcPr>
-            <w:tcW w:type="dxa" w:w="1728"/>
-          </w:tcPr>
-          <w:p>
-            <w:r>
-              <w:t>0.52</w:t>
-            </w:r>
-          </w:p>
-        </w:tc>
-        <w:tc>
-          <w:tcPr>
-            <w:tcW w:type="dxa" w:w="1728"/>
-          </w:tcPr>
-          <w:p>
-            <w:r>
-              <w:t>0.06</w:t>
-            </w:r>
-          </w:p>
-        </w:tc>
-        <w:tc>
-          <w:tcPr>
-            <w:tcW w:type="dxa" w:w="1728"/>
-          </w:tcPr>
-          <w:p>
-            <w:r>
-              <w:t>0.52</w:t>
-            </w:r>
-          </w:p>
-        </w:tc>
-        <w:tc>
-          <w:tcPr>
-            <w:tcW w:type="dxa" w:w="1728"/>
-          </w:tcPr>
-          <w:p>
-            <w:r>
-              <w:t>0.08</w:t>
             </w:r>
           </w:p>
         </w:tc>
@@ -11597,98 +11381,6 @@
           </w:tcPr>
           <w:p>
             <w:r>
-              <w:t>1C_cv_decision</w:t>
-            </w:r>
-          </w:p>
-        </w:tc>
-        <w:tc>
-          <w:tcPr>
-            <w:tcW w:type="dxa" w:w="960"/>
-          </w:tcPr>
-          <w:p>
-            <w:r>
-              <w:t>0.903</w:t>
-            </w:r>
-          </w:p>
-        </w:tc>
-        <w:tc>
-          <w:tcPr>
-            <w:tcW w:type="dxa" w:w="960"/>
-          </w:tcPr>
-          <w:p>
-            <w:r>
-              <w:t>0.012</w:t>
-            </w:r>
-          </w:p>
-        </w:tc>
-        <w:tc>
-          <w:tcPr>
-            <w:tcW w:type="dxa" w:w="960"/>
-          </w:tcPr>
-          <w:p>
-            <w:r>
-              <w:t>0.511</w:t>
-            </w:r>
-          </w:p>
-        </w:tc>
-        <w:tc>
-          <w:tcPr>
-            <w:tcW w:type="dxa" w:w="960"/>
-          </w:tcPr>
-          <w:p>
-            <w:r>
-              <w:t>1.000</w:t>
-            </w:r>
-          </w:p>
-        </w:tc>
-        <w:tc>
-          <w:tcPr>
-            <w:tcW w:type="dxa" w:w="960"/>
-          </w:tcPr>
-          <w:p>
-            <w:r>
-              <w:t>0.094</w:t>
-            </w:r>
-          </w:p>
-        </w:tc>
-        <w:tc>
-          <w:tcPr>
-            <w:tcW w:type="dxa" w:w="960"/>
-          </w:tcPr>
-          <w:p>
-            <w:r>
-              <w:t>0.007</w:t>
-            </w:r>
-          </w:p>
-        </w:tc>
-        <w:tc>
-          <w:tcPr>
-            <w:tcW w:type="dxa" w:w="960"/>
-          </w:tcPr>
-          <w:p>
-            <w:r>
-              <w:t>0.006</w:t>
-            </w:r>
-          </w:p>
-        </w:tc>
-        <w:tc>
-          <w:tcPr>
-            <w:tcW w:type="dxa" w:w="960"/>
-          </w:tcPr>
-          <w:p>
-            <w:r>
-              <w:t>0.309</w:t>
-            </w:r>
-          </w:p>
-        </w:tc>
-      </w:tr>
-      <w:tr>
-        <w:tc>
-          <w:tcPr>
-            <w:tcW w:type="dxa" w:w="960"/>
-          </w:tcPr>
-          <w:p>
-            <w:r>
               <w:t>2A_PCA_cum60</w:t>
             </w:r>
           </w:p>
@@ -12747,98 +12439,6 @@
           <w:p>
             <w:r>
               <w:t>0.617</w:t>
-            </w:r>
-          </w:p>
-        </w:tc>
-      </w:tr>
-      <w:tr>
-        <w:tc>
-          <w:tcPr>
-            <w:tcW w:type="dxa" w:w="960"/>
-          </w:tcPr>
-          <w:p>
-            <w:r>
-              <w:t>1C_cv_decision</w:t>
-            </w:r>
-          </w:p>
-        </w:tc>
-        <w:tc>
-          <w:tcPr>
-            <w:tcW w:type="dxa" w:w="960"/>
-          </w:tcPr>
-          <w:p>
-            <w:r>
-              <w:t>0.028</w:t>
-            </w:r>
-          </w:p>
-        </w:tc>
-        <w:tc>
-          <w:tcPr>
-            <w:tcW w:type="dxa" w:w="960"/>
-          </w:tcPr>
-          <w:p>
-            <w:r>
-              <w:t>0.919</w:t>
-            </w:r>
-          </w:p>
-        </w:tc>
-        <w:tc>
-          <w:tcPr>
-            <w:tcW w:type="dxa" w:w="960"/>
-          </w:tcPr>
-          <w:p>
-            <w:r>
-              <w:t>0.348</w:t>
-            </w:r>
-          </w:p>
-        </w:tc>
-        <w:tc>
-          <w:tcPr>
-            <w:tcW w:type="dxa" w:w="960"/>
-          </w:tcPr>
-          <w:p>
-            <w:r>
-              <w:t>0.808</w:t>
-            </w:r>
-          </w:p>
-        </w:tc>
-        <w:tc>
-          <w:tcPr>
-            <w:tcW w:type="dxa" w:w="960"/>
-          </w:tcPr>
-          <w:p>
-            <w:r>
-              <w:t>0.108</w:t>
-            </w:r>
-          </w:p>
-        </w:tc>
-        <w:tc>
-          <w:tcPr>
-            <w:tcW w:type="dxa" w:w="960"/>
-          </w:tcPr>
-          <w:p>
-            <w:r>
-              <w:t>0.064</w:t>
-            </w:r>
-          </w:p>
-        </w:tc>
-        <w:tc>
-          <w:tcPr>
-            <w:tcW w:type="dxa" w:w="960"/>
-          </w:tcPr>
-          <w:p>
-            <w:r>
-              <w:t>0.01135</w:t>
-            </w:r>
-          </w:p>
-        </w:tc>
-        <w:tc>
-          <w:tcPr>
-            <w:tcW w:type="dxa" w:w="960"/>
-          </w:tcPr>
-          <w:p>
-            <w:r>
-              <w:t>0.462</w:t>
             </w:r>
           </w:p>
         </w:tc>
